--- a/00-首页/题组Word/第一轮习题集/化学原理/酸碱理论习题集-学生版.docx
+++ b/00-首页/题组Word/第一轮习题集/化学原理/酸碱理论习题集-学生版.docx
@@ -38709,7 +38709,7 @@
     <ns0:name ns0:val="Verbatim Char"/>
     <ns0:basedOn ns0:val="BodyTextChar"/>
     <ns0:rPr>
-      <ns0:rFonts ns0:ascii="Times New Roman" ns0:cs="Times New Roman" ns0:eastAsia="FangSong" ns0:hAnsi="Times New Roman"/>
+      <ns0:rFonts ns0:ascii="SimSun" ns0:cs="SimSun" ns0:eastAsia="SimSun" ns0:hAnsi="SimSun"/>
       <ns0:b ns0:val="0"/>
       <ns0:sz ns0:val="20"/>
     </ns0:rPr>
@@ -38763,7 +38763,7 @@
       <w:wordWrap w:val="off"/>
     </w:pPr>
     <ns0:rPr>
-      <w:rFonts ns0:ascii="Times New Roman" ns0:hAnsi="Times New Roman" ns0:eastAsia="FangSong" ns0:cs="Times New Roman"/>
+      <w:rFonts ns0:ascii="SimSun" ns0:hAnsi="SimSun" ns0:eastAsia="SimSun" ns0:cs="SimSun"/>
     </ns0:rPr>
   </w:style>
   <w:style w:type="character" w:customStyle="1" w:styleId="KeywordTok">

--- a/00-首页/题组Word/第一轮习题集/化学原理/酸碱理论习题集-学生版.docx
+++ b/00-首页/题组Word/第一轮习题集/化学原理/酸碱理论习题集-学生版.docx
@@ -1529,6 +1529,31 @@
     </w:p>
     <w:p>
       <w:pPr>
+        <w:spacing w:before="0" w:after="0"/>
+      </w:pPr>
+    </w:p>
+    <w:p>
+      <w:pPr>
+        <w:spacing w:before="0" w:after="0"/>
+      </w:pPr>
+    </w:p>
+    <w:p>
+      <w:pPr>
+        <w:spacing w:before="0" w:after="0"/>
+      </w:pPr>
+    </w:p>
+    <w:p>
+      <w:pPr>
+        <w:spacing w:before="0" w:after="0"/>
+      </w:pPr>
+    </w:p>
+    <w:p>
+      <w:pPr>
+        <w:spacing w:before="0" w:after="0"/>
+      </w:pPr>
+    </w:p>
+    <w:p>
+      <w:pPr>
         <w:spacing w:before="160" w:after="80"/>
       </w:pPr>
       <w:r>
@@ -2253,6 +2278,31 @@
     </w:p>
     <w:p>
       <w:pPr>
+        <w:spacing w:before="0" w:after="0"/>
+      </w:pPr>
+    </w:p>
+    <w:p>
+      <w:pPr>
+        <w:spacing w:before="0" w:after="0"/>
+      </w:pPr>
+    </w:p>
+    <w:p>
+      <w:pPr>
+        <w:spacing w:before="0" w:after="0"/>
+      </w:pPr>
+    </w:p>
+    <w:p>
+      <w:pPr>
+        <w:spacing w:before="0" w:after="0"/>
+      </w:pPr>
+    </w:p>
+    <w:p>
+      <w:pPr>
+        <w:spacing w:before="0" w:after="0"/>
+      </w:pPr>
+    </w:p>
+    <w:p>
+      <w:pPr>
         <w:spacing w:before="160" w:after="80"/>
       </w:pPr>
       <w:r>
@@ -2611,6 +2661,21 @@
     </w:p>
     <w:p>
       <w:pPr>
+        <w:spacing w:before="0" w:after="0"/>
+      </w:pPr>
+    </w:p>
+    <w:p>
+      <w:pPr>
+        <w:spacing w:before="0" w:after="0"/>
+      </w:pPr>
+    </w:p>
+    <w:p>
+      <w:pPr>
+        <w:spacing w:before="0" w:after="0"/>
+      </w:pPr>
+    </w:p>
+    <w:p>
+      <w:pPr>
         <w:spacing w:before="160" w:after="80"/>
       </w:pPr>
       <w:r>
@@ -3163,6 +3228,21 @@
     </w:p>
     <w:p>
       <w:pPr>
+        <w:spacing w:before="0" w:after="0"/>
+      </w:pPr>
+    </w:p>
+    <w:p>
+      <w:pPr>
+        <w:spacing w:before="0" w:after="0"/>
+      </w:pPr>
+    </w:p>
+    <w:p>
+      <w:pPr>
+        <w:spacing w:before="0" w:after="0"/>
+      </w:pPr>
+    </w:p>
+    <w:p>
+      <w:pPr>
         <w:spacing w:before="160" w:after="80"/>
       </w:pPr>
       <w:r>
@@ -3723,6 +3803,21 @@
     </w:p>
     <w:p>
       <w:pPr>
+        <w:spacing w:before="0" w:after="0"/>
+      </w:pPr>
+    </w:p>
+    <w:p>
+      <w:pPr>
+        <w:spacing w:before="0" w:after="0"/>
+      </w:pPr>
+    </w:p>
+    <w:p>
+      <w:pPr>
+        <w:spacing w:before="0" w:after="0"/>
+      </w:pPr>
+    </w:p>
+    <w:p>
+      <w:pPr>
         <w:spacing w:before="160" w:after="80"/>
       </w:pPr>
       <w:r>
@@ -3884,6 +3979,21 @@
         </w:rPr>
         <w:t>？</w:t>
       </w:r>
+    </w:p>
+    <w:p>
+      <w:pPr>
+        <w:spacing w:before="0" w:after="0"/>
+      </w:pPr>
+    </w:p>
+    <w:p>
+      <w:pPr>
+        <w:spacing w:before="0" w:after="0"/>
+      </w:pPr>
+    </w:p>
+    <w:p>
+      <w:pPr>
+        <w:spacing w:before="0" w:after="0"/>
+      </w:pPr>
     </w:p>
     <w:p>
       <w:pPr>
@@ -4143,6 +4253,21 @@
     </w:p>
     <w:p>
       <w:pPr>
+        <w:spacing w:before="0" w:after="0"/>
+      </w:pPr>
+    </w:p>
+    <w:p>
+      <w:pPr>
+        <w:spacing w:before="0" w:after="0"/>
+      </w:pPr>
+    </w:p>
+    <w:p>
+      <w:pPr>
+        <w:spacing w:before="0" w:after="0"/>
+      </w:pPr>
+    </w:p>
+    <w:p>
+      <w:pPr>
         <w:spacing w:before="160" w:after="80"/>
       </w:pPr>
       <w:r>
@@ -4331,6 +4456,31 @@
         </w:rPr>
         <w:t>(0.300) + NaOH(0.150)</w:t>
       </w:r>
+    </w:p>
+    <w:p>
+      <w:pPr>
+        <w:spacing w:before="0" w:after="0"/>
+      </w:pPr>
+    </w:p>
+    <w:p>
+      <w:pPr>
+        <w:spacing w:before="0" w:after="0"/>
+      </w:pPr>
+    </w:p>
+    <w:p>
+      <w:pPr>
+        <w:spacing w:before="0" w:after="0"/>
+      </w:pPr>
+    </w:p>
+    <w:p>
+      <w:pPr>
+        <w:spacing w:before="0" w:after="0"/>
+      </w:pPr>
+    </w:p>
+    <w:p>
+      <w:pPr>
+        <w:spacing w:before="0" w:after="0"/>
+      </w:pPr>
     </w:p>
     <w:p>
       <w:pPr>
@@ -4722,6 +4872,31 @@
     </w:p>
     <w:p>
       <w:pPr>
+        <w:spacing w:before="0" w:after="0"/>
+      </w:pPr>
+    </w:p>
+    <w:p>
+      <w:pPr>
+        <w:spacing w:before="0" w:after="0"/>
+      </w:pPr>
+    </w:p>
+    <w:p>
+      <w:pPr>
+        <w:spacing w:before="0" w:after="0"/>
+      </w:pPr>
+    </w:p>
+    <w:p>
+      <w:pPr>
+        <w:spacing w:before="0" w:after="0"/>
+      </w:pPr>
+    </w:p>
+    <w:p>
+      <w:pPr>
+        <w:spacing w:before="0" w:after="0"/>
+      </w:pPr>
+    </w:p>
+    <w:p>
+      <w:pPr>
         <w:spacing w:before="160" w:after="80"/>
       </w:pPr>
       <w:r>
@@ -5018,6 +5193,21 @@
     </w:p>
     <w:p>
       <w:pPr>
+        <w:spacing w:before="0" w:after="0"/>
+      </w:pPr>
+    </w:p>
+    <w:p>
+      <w:pPr>
+        <w:spacing w:before="0" w:after="0"/>
+      </w:pPr>
+    </w:p>
+    <w:p>
+      <w:pPr>
+        <w:spacing w:before="0" w:after="0"/>
+      </w:pPr>
+    </w:p>
+    <w:p>
+      <w:pPr>
         <w:spacing w:before="160" w:after="80"/>
       </w:pPr>
       <w:r>
@@ -5708,6 +5898,21 @@
     </w:p>
     <w:p>
       <w:pPr>
+        <w:spacing w:before="0" w:after="0"/>
+      </w:pPr>
+    </w:p>
+    <w:p>
+      <w:pPr>
+        <w:spacing w:before="0" w:after="0"/>
+      </w:pPr>
+    </w:p>
+    <w:p>
+      <w:pPr>
+        <w:spacing w:before="0" w:after="0"/>
+      </w:pPr>
+    </w:p>
+    <w:p>
+      <w:pPr>
         <w:spacing w:before="160" w:after="80"/>
       </w:pPr>
       <w:r>
@@ -5946,6 +6151,21 @@
     </w:p>
     <w:p>
       <w:pPr>
+        <w:spacing w:before="0" w:after="0"/>
+      </w:pPr>
+    </w:p>
+    <w:p>
+      <w:pPr>
+        <w:spacing w:before="0" w:after="0"/>
+      </w:pPr>
+    </w:p>
+    <w:p>
+      <w:pPr>
+        <w:spacing w:before="0" w:after="0"/>
+      </w:pPr>
+    </w:p>
+    <w:p>
+      <w:pPr>
         <w:spacing w:before="160" w:after="80"/>
       </w:pPr>
       <w:r>
@@ -6376,6 +6596,21 @@
         </w:rPr>
         <w:t>。</w:t>
       </w:r>
+    </w:p>
+    <w:p>
+      <w:pPr>
+        <w:spacing w:before="0" w:after="0"/>
+      </w:pPr>
+    </w:p>
+    <w:p>
+      <w:pPr>
+        <w:spacing w:before="0" w:after="0"/>
+      </w:pPr>
+    </w:p>
+    <w:p>
+      <w:pPr>
+        <w:spacing w:before="0" w:after="0"/>
+      </w:pPr>
     </w:p>
     <w:p>
       <w:pPr>
@@ -6684,6 +6919,21 @@
     </w:p>
     <w:p>
       <w:pPr>
+        <w:spacing w:before="0" w:after="0"/>
+      </w:pPr>
+    </w:p>
+    <w:p>
+      <w:pPr>
+        <w:spacing w:before="0" w:after="0"/>
+      </w:pPr>
+    </w:p>
+    <w:p>
+      <w:pPr>
+        <w:spacing w:before="0" w:after="0"/>
+      </w:pPr>
+    </w:p>
+    <w:p>
+      <w:pPr>
         <w:spacing w:before="160" w:after="80"/>
       </w:pPr>
       <w:r>
@@ -7313,6 +7563,21 @@
     </w:p>
     <w:p>
       <w:pPr>
+        <w:spacing w:before="0" w:after="0"/>
+      </w:pPr>
+    </w:p>
+    <w:p>
+      <w:pPr>
+        <w:spacing w:before="0" w:after="0"/>
+      </w:pPr>
+    </w:p>
+    <w:p>
+      <w:pPr>
+        <w:spacing w:before="0" w:after="0"/>
+      </w:pPr>
+    </w:p>
+    <w:p>
+      <w:pPr>
         <w:spacing w:before="160" w:after="80"/>
       </w:pPr>
       <w:r>
@@ -7756,6 +8021,31 @@
     </w:p>
     <w:p>
       <w:pPr>
+        <w:spacing w:before="0" w:after="0"/>
+      </w:pPr>
+    </w:p>
+    <w:p>
+      <w:pPr>
+        <w:spacing w:before="0" w:after="0"/>
+      </w:pPr>
+    </w:p>
+    <w:p>
+      <w:pPr>
+        <w:spacing w:before="0" w:after="0"/>
+      </w:pPr>
+    </w:p>
+    <w:p>
+      <w:pPr>
+        <w:spacing w:before="0" w:after="0"/>
+      </w:pPr>
+    </w:p>
+    <w:p>
+      <w:pPr>
+        <w:spacing w:before="0" w:after="0"/>
+      </w:pPr>
+    </w:p>
+    <w:p>
+      <w:pPr>
         <w:spacing w:before="160" w:after="80"/>
       </w:pPr>
       <w:r>
@@ -8080,6 +8370,21 @@
     </w:p>
     <w:p>
       <w:pPr>
+        <w:spacing w:before="0" w:after="0"/>
+      </w:pPr>
+    </w:p>
+    <w:p>
+      <w:pPr>
+        <w:spacing w:before="0" w:after="0"/>
+      </w:pPr>
+    </w:p>
+    <w:p>
+      <w:pPr>
+        <w:spacing w:before="0" w:after="0"/>
+      </w:pPr>
+    </w:p>
+    <w:p>
+      <w:pPr>
         <w:spacing w:before="160" w:after="80"/>
       </w:pPr>
       <w:r>
@@ -8381,6 +8686,21 @@
     </w:p>
     <w:p>
       <w:pPr>
+        <w:spacing w:before="0" w:after="0"/>
+      </w:pPr>
+    </w:p>
+    <w:p>
+      <w:pPr>
+        <w:spacing w:before="0" w:after="0"/>
+      </w:pPr>
+    </w:p>
+    <w:p>
+      <w:pPr>
+        <w:spacing w:before="0" w:after="0"/>
+      </w:pPr>
+    </w:p>
+    <w:p>
+      <w:pPr>
         <w:spacing w:before="160" w:after="80"/>
       </w:pPr>
       <w:r>
@@ -8592,6 +8912,31 @@
         </w:rPr>
         <w:t>。</w:t>
       </w:r>
+    </w:p>
+    <w:p>
+      <w:pPr>
+        <w:spacing w:before="0" w:after="0"/>
+      </w:pPr>
+    </w:p>
+    <w:p>
+      <w:pPr>
+        <w:spacing w:before="0" w:after="0"/>
+      </w:pPr>
+    </w:p>
+    <w:p>
+      <w:pPr>
+        <w:spacing w:before="0" w:after="0"/>
+      </w:pPr>
+    </w:p>
+    <w:p>
+      <w:pPr>
+        <w:spacing w:before="0" w:after="0"/>
+      </w:pPr>
+    </w:p>
+    <w:p>
+      <w:pPr>
+        <w:spacing w:before="0" w:after="0"/>
+      </w:pPr>
     </w:p>
     <w:p>
       <w:pPr>
@@ -9076,6 +9421,21 @@
     </w:p>
     <w:p>
       <w:pPr>
+        <w:spacing w:before="0" w:after="0"/>
+      </w:pPr>
+    </w:p>
+    <w:p>
+      <w:pPr>
+        <w:spacing w:before="0" w:after="0"/>
+      </w:pPr>
+    </w:p>
+    <w:p>
+      <w:pPr>
+        <w:spacing w:before="0" w:after="0"/>
+      </w:pPr>
+    </w:p>
+    <w:p>
+      <w:pPr>
         <w:spacing w:before="160" w:after="80"/>
       </w:pPr>
       <w:r>
@@ -9487,6 +9847,21 @@
         </w:rPr>
         <w:t>。</w:t>
       </w:r>
+    </w:p>
+    <w:p>
+      <w:pPr>
+        <w:spacing w:before="0" w:after="0"/>
+      </w:pPr>
+    </w:p>
+    <w:p>
+      <w:pPr>
+        <w:spacing w:before="0" w:after="0"/>
+      </w:pPr>
+    </w:p>
+    <w:p>
+      <w:pPr>
+        <w:spacing w:before="0" w:after="0"/>
+      </w:pPr>
     </w:p>
     <w:p>
       <w:pPr>
@@ -9793,6 +10168,21 @@
     </w:p>
     <w:p>
       <w:pPr>
+        <w:spacing w:before="0" w:after="0"/>
+      </w:pPr>
+    </w:p>
+    <w:p>
+      <w:pPr>
+        <w:spacing w:before="0" w:after="0"/>
+      </w:pPr>
+    </w:p>
+    <w:p>
+      <w:pPr>
+        <w:spacing w:before="0" w:after="0"/>
+      </w:pPr>
+    </w:p>
+    <w:p>
+      <w:pPr>
         <w:spacing w:before="160" w:after="80"/>
       </w:pPr>
       <w:r>
@@ -9947,6 +10337,21 @@
         </w:rPr>
         <w:t>O。</w:t>
       </w:r>
+    </w:p>
+    <w:p>
+      <w:pPr>
+        <w:spacing w:before="0" w:after="0"/>
+      </w:pPr>
+    </w:p>
+    <w:p>
+      <w:pPr>
+        <w:spacing w:before="0" w:after="0"/>
+      </w:pPr>
+    </w:p>
+    <w:p>
+      <w:pPr>
+        <w:spacing w:before="0" w:after="0"/>
+      </w:pPr>
     </w:p>
     <w:p>
       <w:pPr>
@@ -10491,6 +10896,21 @@
     </w:p>
     <w:p>
       <w:pPr>
+        <w:spacing w:before="0" w:after="0"/>
+      </w:pPr>
+    </w:p>
+    <w:p>
+      <w:pPr>
+        <w:spacing w:before="0" w:after="0"/>
+      </w:pPr>
+    </w:p>
+    <w:p>
+      <w:pPr>
+        <w:spacing w:before="0" w:after="0"/>
+      </w:pPr>
+    </w:p>
+    <w:p>
+      <w:pPr>
         <w:spacing w:before="160" w:after="80"/>
       </w:pPr>
       <w:r>
@@ -11059,6 +11479,31 @@
         </w:rPr>
         <w:t xml:space="preserve">。</w:t>
       </w:r>
+    </w:p>
+    <w:p>
+      <w:pPr>
+        <w:spacing w:before="0" w:after="0"/>
+      </w:pPr>
+    </w:p>
+    <w:p>
+      <w:pPr>
+        <w:spacing w:before="0" w:after="0"/>
+      </w:pPr>
+    </w:p>
+    <w:p>
+      <w:pPr>
+        <w:spacing w:before="0" w:after="0"/>
+      </w:pPr>
+    </w:p>
+    <w:p>
+      <w:pPr>
+        <w:spacing w:before="0" w:after="0"/>
+      </w:pPr>
+    </w:p>
+    <w:p>
+      <w:pPr>
+        <w:spacing w:before="0" w:after="0"/>
+      </w:pPr>
     </w:p>
     <w:p>
       <w:pPr>
@@ -11806,6 +12251,21 @@
     </w:p>
     <w:p>
       <w:pPr>
+        <w:spacing w:before="0" w:after="0"/>
+      </w:pPr>
+    </w:p>
+    <w:p>
+      <w:pPr>
+        <w:spacing w:before="0" w:after="0"/>
+      </w:pPr>
+    </w:p>
+    <w:p>
+      <w:pPr>
+        <w:spacing w:before="0" w:after="0"/>
+      </w:pPr>
+    </w:p>
+    <w:p>
+      <w:pPr>
         <w:spacing w:before="160" w:after="80"/>
       </w:pPr>
       <w:r>
@@ -12314,6 +12774,31 @@
     </w:p>
     <w:p>
       <w:pPr>
+        <w:spacing w:before="0" w:after="0"/>
+      </w:pPr>
+    </w:p>
+    <w:p>
+      <w:pPr>
+        <w:spacing w:before="0" w:after="0"/>
+      </w:pPr>
+    </w:p>
+    <w:p>
+      <w:pPr>
+        <w:spacing w:before="0" w:after="0"/>
+      </w:pPr>
+    </w:p>
+    <w:p>
+      <w:pPr>
+        <w:spacing w:before="0" w:after="0"/>
+      </w:pPr>
+    </w:p>
+    <w:p>
+      <w:pPr>
+        <w:spacing w:before="0" w:after="0"/>
+      </w:pPr>
+    </w:p>
+    <w:p>
+      <w:pPr>
         <w:spacing w:before="160" w:after="80"/>
       </w:pPr>
       <w:r>
@@ -12919,6 +13404,31 @@
     </w:p>
     <w:p>
       <w:pPr>
+        <w:spacing w:before="0" w:after="0"/>
+      </w:pPr>
+    </w:p>
+    <w:p>
+      <w:pPr>
+        <w:spacing w:before="0" w:after="0"/>
+      </w:pPr>
+    </w:p>
+    <w:p>
+      <w:pPr>
+        <w:spacing w:before="0" w:after="0"/>
+      </w:pPr>
+    </w:p>
+    <w:p>
+      <w:pPr>
+        <w:spacing w:before="0" w:after="0"/>
+      </w:pPr>
+    </w:p>
+    <w:p>
+      <w:pPr>
+        <w:spacing w:before="0" w:after="0"/>
+      </w:pPr>
+    </w:p>
+    <w:p>
+      <w:pPr>
         <w:spacing w:before="160" w:after="80"/>
       </w:pPr>
       <w:r>
@@ -13139,6 +13649,21 @@
         </w:rPr>
         <w:t>）</w:t>
       </w:r>
+    </w:p>
+    <w:p>
+      <w:pPr>
+        <w:spacing w:before="0" w:after="0"/>
+      </w:pPr>
+    </w:p>
+    <w:p>
+      <w:pPr>
+        <w:spacing w:before="0" w:after="0"/>
+      </w:pPr>
+    </w:p>
+    <w:p>
+      <w:pPr>
+        <w:spacing w:before="0" w:after="0"/>
+      </w:pPr>
     </w:p>
     <w:p>
       <w:pPr>
@@ -13656,6 +14181,21 @@
         </w:rPr>
         <w:t xml:space="preserve">。</w:t>
       </w:r>
+    </w:p>
+    <w:p>
+      <w:pPr>
+        <w:spacing w:before="0" w:after="0"/>
+      </w:pPr>
+    </w:p>
+    <w:p>
+      <w:pPr>
+        <w:spacing w:before="0" w:after="0"/>
+      </w:pPr>
+    </w:p>
+    <w:p>
+      <w:pPr>
+        <w:spacing w:before="0" w:after="0"/>
+      </w:pPr>
     </w:p>
     <w:p>
       <w:pPr>
@@ -14320,6 +14860,21 @@
     </w:p>
     <w:p>
       <w:pPr>
+        <w:spacing w:before="0" w:after="0"/>
+      </w:pPr>
+    </w:p>
+    <w:p>
+      <w:pPr>
+        <w:spacing w:before="0" w:after="0"/>
+      </w:pPr>
+    </w:p>
+    <w:p>
+      <w:pPr>
+        <w:spacing w:before="0" w:after="0"/>
+      </w:pPr>
+    </w:p>
+    <w:p>
+      <w:pPr>
         <w:spacing w:before="160" w:after="80"/>
       </w:pPr>
       <w:r>
@@ -14919,6 +15474,31 @@
     </w:p>
     <w:p>
       <w:pPr>
+        <w:spacing w:before="0" w:after="0"/>
+      </w:pPr>
+    </w:p>
+    <w:p>
+      <w:pPr>
+        <w:spacing w:before="0" w:after="0"/>
+      </w:pPr>
+    </w:p>
+    <w:p>
+      <w:pPr>
+        <w:spacing w:before="0" w:after="0"/>
+      </w:pPr>
+    </w:p>
+    <w:p>
+      <w:pPr>
+        <w:spacing w:before="0" w:after="0"/>
+      </w:pPr>
+    </w:p>
+    <w:p>
+      <w:pPr>
+        <w:spacing w:before="0" w:after="0"/>
+      </w:pPr>
+    </w:p>
+    <w:p>
+      <w:pPr>
         <w:spacing w:before="160" w:after="80"/>
       </w:pPr>
       <w:r>
@@ -15436,6 +16016,31 @@
     </w:p>
     <w:p>
       <w:pPr>
+        <w:spacing w:before="0" w:after="0"/>
+      </w:pPr>
+    </w:p>
+    <w:p>
+      <w:pPr>
+        <w:spacing w:before="0" w:after="0"/>
+      </w:pPr>
+    </w:p>
+    <w:p>
+      <w:pPr>
+        <w:spacing w:before="0" w:after="0"/>
+      </w:pPr>
+    </w:p>
+    <w:p>
+      <w:pPr>
+        <w:spacing w:before="0" w:after="0"/>
+      </w:pPr>
+    </w:p>
+    <w:p>
+      <w:pPr>
+        <w:spacing w:before="0" w:after="0"/>
+      </w:pPr>
+    </w:p>
+    <w:p>
+      <w:pPr>
         <w:spacing w:before="160" w:after="80"/>
       </w:pPr>
       <w:r>
@@ -16055,6 +16660,31 @@
     </w:p>
     <w:p>
       <w:pPr>
+        <w:spacing w:before="0" w:after="0"/>
+      </w:pPr>
+    </w:p>
+    <w:p>
+      <w:pPr>
+        <w:spacing w:before="0" w:after="0"/>
+      </w:pPr>
+    </w:p>
+    <w:p>
+      <w:pPr>
+        <w:spacing w:before="0" w:after="0"/>
+      </w:pPr>
+    </w:p>
+    <w:p>
+      <w:pPr>
+        <w:spacing w:before="0" w:after="0"/>
+      </w:pPr>
+    </w:p>
+    <w:p>
+      <w:pPr>
+        <w:spacing w:before="0" w:after="0"/>
+      </w:pPr>
+    </w:p>
+    <w:p>
+      <w:pPr>
         <w:spacing w:before="160" w:after="80"/>
       </w:pPr>
       <w:r>
@@ -17003,6 +17633,31 @@
     </w:p>
     <w:p>
       <w:pPr>
+        <w:spacing w:before="0" w:after="0"/>
+      </w:pPr>
+    </w:p>
+    <w:p>
+      <w:pPr>
+        <w:spacing w:before="0" w:after="0"/>
+      </w:pPr>
+    </w:p>
+    <w:p>
+      <w:pPr>
+        <w:spacing w:before="0" w:after="0"/>
+      </w:pPr>
+    </w:p>
+    <w:p>
+      <w:pPr>
+        <w:spacing w:before="0" w:after="0"/>
+      </w:pPr>
+    </w:p>
+    <w:p>
+      <w:pPr>
+        <w:spacing w:before="0" w:after="0"/>
+      </w:pPr>
+    </w:p>
+    <w:p>
+      <w:pPr>
         <w:spacing w:before="160" w:after="80"/>
       </w:pPr>
       <w:r>
@@ -17208,6 +17863,21 @@
         </w:rPr>
         <w:t>）。</w:t>
       </w:r>
+    </w:p>
+    <w:p>
+      <w:pPr>
+        <w:spacing w:before="0" w:after="0"/>
+      </w:pPr>
+    </w:p>
+    <w:p>
+      <w:pPr>
+        <w:spacing w:before="0" w:after="0"/>
+      </w:pPr>
+    </w:p>
+    <w:p>
+      <w:pPr>
+        <w:spacing w:before="0" w:after="0"/>
+      </w:pPr>
     </w:p>
     <w:p>
       <w:pPr>
@@ -17540,6 +18210,31 @@
         </w:rPr>
         <w:t>。</w:t>
       </w:r>
+    </w:p>
+    <w:p>
+      <w:pPr>
+        <w:spacing w:before="0" w:after="0"/>
+      </w:pPr>
+    </w:p>
+    <w:p>
+      <w:pPr>
+        <w:spacing w:before="0" w:after="0"/>
+      </w:pPr>
+    </w:p>
+    <w:p>
+      <w:pPr>
+        <w:spacing w:before="0" w:after="0"/>
+      </w:pPr>
+    </w:p>
+    <w:p>
+      <w:pPr>
+        <w:spacing w:before="0" w:after="0"/>
+      </w:pPr>
+    </w:p>
+    <w:p>
+      <w:pPr>
+        <w:spacing w:before="0" w:after="0"/>
+      </w:pPr>
     </w:p>
     <w:p>
       <w:pPr>
@@ -18045,6 +18740,31 @@
     </w:p>
     <w:p>
       <w:pPr>
+        <w:spacing w:before="0" w:after="0"/>
+      </w:pPr>
+    </w:p>
+    <w:p>
+      <w:pPr>
+        <w:spacing w:before="0" w:after="0"/>
+      </w:pPr>
+    </w:p>
+    <w:p>
+      <w:pPr>
+        <w:spacing w:before="0" w:after="0"/>
+      </w:pPr>
+    </w:p>
+    <w:p>
+      <w:pPr>
+        <w:spacing w:before="0" w:after="0"/>
+      </w:pPr>
+    </w:p>
+    <w:p>
+      <w:pPr>
+        <w:spacing w:before="0" w:after="0"/>
+      </w:pPr>
+    </w:p>
+    <w:p>
+      <w:pPr>
         <w:spacing w:before="160" w:after="80"/>
       </w:pPr>
       <w:r>
@@ -18973,6 +19693,31 @@
     </w:p>
     <w:p>
       <w:pPr>
+        <w:spacing w:before="0" w:after="0"/>
+      </w:pPr>
+    </w:p>
+    <w:p>
+      <w:pPr>
+        <w:spacing w:before="0" w:after="0"/>
+      </w:pPr>
+    </w:p>
+    <w:p>
+      <w:pPr>
+        <w:spacing w:before="0" w:after="0"/>
+      </w:pPr>
+    </w:p>
+    <w:p>
+      <w:pPr>
+        <w:spacing w:before="0" w:after="0"/>
+      </w:pPr>
+    </w:p>
+    <w:p>
+      <w:pPr>
+        <w:spacing w:before="0" w:after="0"/>
+      </w:pPr>
+    </w:p>
+    <w:p>
+      <w:pPr>
         <w:spacing w:before="160" w:after="80"/>
       </w:pPr>
       <w:r>
@@ -19269,6 +20014,31 @@
     </w:p>
     <w:p>
       <w:pPr>
+        <w:spacing w:before="0" w:after="0"/>
+      </w:pPr>
+    </w:p>
+    <w:p>
+      <w:pPr>
+        <w:spacing w:before="0" w:after="0"/>
+      </w:pPr>
+    </w:p>
+    <w:p>
+      <w:pPr>
+        <w:spacing w:before="0" w:after="0"/>
+      </w:pPr>
+    </w:p>
+    <w:p>
+      <w:pPr>
+        <w:spacing w:before="0" w:after="0"/>
+      </w:pPr>
+    </w:p>
+    <w:p>
+      <w:pPr>
+        <w:spacing w:before="0" w:after="0"/>
+      </w:pPr>
+    </w:p>
+    <w:p>
+      <w:pPr>
         <w:spacing w:before="160" w:after="80"/>
       </w:pPr>
       <w:r>
@@ -19543,6 +20313,31 @@
         </w:rPr>
         <w:t>）</w:t>
       </w:r>
+    </w:p>
+    <w:p>
+      <w:pPr>
+        <w:spacing w:before="0" w:after="0"/>
+      </w:pPr>
+    </w:p>
+    <w:p>
+      <w:pPr>
+        <w:spacing w:before="0" w:after="0"/>
+      </w:pPr>
+    </w:p>
+    <w:p>
+      <w:pPr>
+        <w:spacing w:before="0" w:after="0"/>
+      </w:pPr>
+    </w:p>
+    <w:p>
+      <w:pPr>
+        <w:spacing w:before="0" w:after="0"/>
+      </w:pPr>
+    </w:p>
+    <w:p>
+      <w:pPr>
+        <w:spacing w:before="0" w:after="0"/>
+      </w:pPr>
     </w:p>
     <w:p>
       <w:pPr>
@@ -20512,6 +21307,21 @@
     </w:p>
     <w:p>
       <w:pPr>
+        <w:spacing w:before="0" w:after="0"/>
+      </w:pPr>
+    </w:p>
+    <w:p>
+      <w:pPr>
+        <w:spacing w:before="0" w:after="0"/>
+      </w:pPr>
+    </w:p>
+    <w:p>
+      <w:pPr>
+        <w:spacing w:before="0" w:after="0"/>
+      </w:pPr>
+    </w:p>
+    <w:p>
+      <w:pPr>
         <w:spacing w:before="160" w:after="80"/>
       </w:pPr>
       <w:r>
@@ -21214,6 +22024,31 @@
         </w:rPr>
         <w:t xml:space="preserve">。</w:t>
       </w:r>
+    </w:p>
+    <w:p>
+      <w:pPr>
+        <w:spacing w:before="0" w:after="0"/>
+      </w:pPr>
+    </w:p>
+    <w:p>
+      <w:pPr>
+        <w:spacing w:before="0" w:after="0"/>
+      </w:pPr>
+    </w:p>
+    <w:p>
+      <w:pPr>
+        <w:spacing w:before="0" w:after="0"/>
+      </w:pPr>
+    </w:p>
+    <w:p>
+      <w:pPr>
+        <w:spacing w:before="0" w:after="0"/>
+      </w:pPr>
+    </w:p>
+    <w:p>
+      <w:pPr>
+        <w:spacing w:before="0" w:after="0"/>
+      </w:pPr>
     </w:p>
     <w:p>
       <w:pPr>
@@ -22771,6 +23606,31 @@
     </w:p>
     <w:p>
       <w:pPr>
+        <w:spacing w:before="0" w:after="0"/>
+      </w:pPr>
+    </w:p>
+    <w:p>
+      <w:pPr>
+        <w:spacing w:before="0" w:after="0"/>
+      </w:pPr>
+    </w:p>
+    <w:p>
+      <w:pPr>
+        <w:spacing w:before="0" w:after="0"/>
+      </w:pPr>
+    </w:p>
+    <w:p>
+      <w:pPr>
+        <w:spacing w:before="0" w:after="0"/>
+      </w:pPr>
+    </w:p>
+    <w:p>
+      <w:pPr>
+        <w:spacing w:before="0" w:after="0"/>
+      </w:pPr>
+    </w:p>
+    <w:p>
+      <w:pPr>
         <w:spacing w:before="160" w:after="80"/>
       </w:pPr>
       <w:r>
@@ -23535,6 +24395,31 @@
     </w:p>
     <w:p>
       <w:pPr>
+        <w:spacing w:before="0" w:after="0"/>
+      </w:pPr>
+    </w:p>
+    <w:p>
+      <w:pPr>
+        <w:spacing w:before="0" w:after="0"/>
+      </w:pPr>
+    </w:p>
+    <w:p>
+      <w:pPr>
+        <w:spacing w:before="0" w:after="0"/>
+      </w:pPr>
+    </w:p>
+    <w:p>
+      <w:pPr>
+        <w:spacing w:before="0" w:after="0"/>
+      </w:pPr>
+    </w:p>
+    <w:p>
+      <w:pPr>
+        <w:spacing w:before="0" w:after="0"/>
+      </w:pPr>
+    </w:p>
+    <w:p>
+      <w:pPr>
         <w:spacing w:before="160" w:after="80"/>
       </w:pPr>
       <w:r>
@@ -23983,6 +24868,31 @@
         </w:rPr>
         <w:t>。</w:t>
       </w:r>
+    </w:p>
+    <w:p>
+      <w:pPr>
+        <w:spacing w:before="0" w:after="0"/>
+      </w:pPr>
+    </w:p>
+    <w:p>
+      <w:pPr>
+        <w:spacing w:before="0" w:after="0"/>
+      </w:pPr>
+    </w:p>
+    <w:p>
+      <w:pPr>
+        <w:spacing w:before="0" w:after="0"/>
+      </w:pPr>
+    </w:p>
+    <w:p>
+      <w:pPr>
+        <w:spacing w:before="0" w:after="0"/>
+      </w:pPr>
+    </w:p>
+    <w:p>
+      <w:pPr>
+        <w:spacing w:before="0" w:after="0"/>
+      </w:pPr>
     </w:p>
     <w:p>
       <w:pPr>
@@ -24823,6 +25733,31 @@
         </w:rPr>
         <w:t>。</w:t>
       </w:r>
+    </w:p>
+    <w:p>
+      <w:pPr>
+        <w:spacing w:before="0" w:after="0"/>
+      </w:pPr>
+    </w:p>
+    <w:p>
+      <w:pPr>
+        <w:spacing w:before="0" w:after="0"/>
+      </w:pPr>
+    </w:p>
+    <w:p>
+      <w:pPr>
+        <w:spacing w:before="0" w:after="0"/>
+      </w:pPr>
+    </w:p>
+    <w:p>
+      <w:pPr>
+        <w:spacing w:before="0" w:after="0"/>
+      </w:pPr>
+    </w:p>
+    <w:p>
+      <w:pPr>
+        <w:spacing w:before="0" w:after="0"/>
+      </w:pPr>
     </w:p>
     <w:p>
       <w:pPr>
@@ -25430,6 +26365,31 @@
     </w:p>
     <w:p>
       <w:pPr>
+        <w:spacing w:before="0" w:after="0"/>
+      </w:pPr>
+    </w:p>
+    <w:p>
+      <w:pPr>
+        <w:spacing w:before="0" w:after="0"/>
+      </w:pPr>
+    </w:p>
+    <w:p>
+      <w:pPr>
+        <w:spacing w:before="0" w:after="0"/>
+      </w:pPr>
+    </w:p>
+    <w:p>
+      <w:pPr>
+        <w:spacing w:before="0" w:after="0"/>
+      </w:pPr>
+    </w:p>
+    <w:p>
+      <w:pPr>
+        <w:spacing w:before="0" w:after="0"/>
+      </w:pPr>
+    </w:p>
+    <w:p>
+      <w:pPr>
         <w:spacing w:before="160" w:after="80"/>
       </w:pPr>
       <w:r>
@@ -26142,6 +27102,31 @@
     </w:p>
     <w:p>
       <w:pPr>
+        <w:spacing w:before="0" w:after="0"/>
+      </w:pPr>
+    </w:p>
+    <w:p>
+      <w:pPr>
+        <w:spacing w:before="0" w:after="0"/>
+      </w:pPr>
+    </w:p>
+    <w:p>
+      <w:pPr>
+        <w:spacing w:before="0" w:after="0"/>
+      </w:pPr>
+    </w:p>
+    <w:p>
+      <w:pPr>
+        <w:spacing w:before="0" w:after="0"/>
+      </w:pPr>
+    </w:p>
+    <w:p>
+      <w:pPr>
+        <w:spacing w:before="0" w:after="0"/>
+      </w:pPr>
+    </w:p>
+    <w:p>
+      <w:pPr>
         <w:spacing w:before="160" w:after="80"/>
       </w:pPr>
       <w:r>
@@ -27160,6 +28145,31 @@
     </w:p>
     <w:p>
       <w:pPr>
+        <w:spacing w:before="0" w:after="0"/>
+      </w:pPr>
+    </w:p>
+    <w:p>
+      <w:pPr>
+        <w:spacing w:before="0" w:after="0"/>
+      </w:pPr>
+    </w:p>
+    <w:p>
+      <w:pPr>
+        <w:spacing w:before="0" w:after="0"/>
+      </w:pPr>
+    </w:p>
+    <w:p>
+      <w:pPr>
+        <w:spacing w:before="0" w:after="0"/>
+      </w:pPr>
+    </w:p>
+    <w:p>
+      <w:pPr>
+        <w:spacing w:before="0" w:after="0"/>
+      </w:pPr>
+    </w:p>
+    <w:p>
+      <w:pPr>
         <w:spacing w:before="160" w:after="80"/>
       </w:pPr>
       <w:r>
@@ -27715,6 +28725,31 @@
     </w:p>
     <w:p>
       <w:pPr>
+        <w:spacing w:before="0" w:after="0"/>
+      </w:pPr>
+    </w:p>
+    <w:p>
+      <w:pPr>
+        <w:spacing w:before="0" w:after="0"/>
+      </w:pPr>
+    </w:p>
+    <w:p>
+      <w:pPr>
+        <w:spacing w:before="0" w:after="0"/>
+      </w:pPr>
+    </w:p>
+    <w:p>
+      <w:pPr>
+        <w:spacing w:before="0" w:after="0"/>
+      </w:pPr>
+    </w:p>
+    <w:p>
+      <w:pPr>
+        <w:spacing w:before="0" w:after="0"/>
+      </w:pPr>
+    </w:p>
+    <w:p>
+      <w:pPr>
         <w:spacing w:before="160" w:after="80"/>
       </w:pPr>
       <w:r>
@@ -28143,6 +29178,31 @@
         </w:rPr>
         <w:t>？</w:t>
       </w:r>
+    </w:p>
+    <w:p>
+      <w:pPr>
+        <w:spacing w:before="0" w:after="0"/>
+      </w:pPr>
+    </w:p>
+    <w:p>
+      <w:pPr>
+        <w:spacing w:before="0" w:after="0"/>
+      </w:pPr>
+    </w:p>
+    <w:p>
+      <w:pPr>
+        <w:spacing w:before="0" w:after="0"/>
+      </w:pPr>
+    </w:p>
+    <w:p>
+      <w:pPr>
+        <w:spacing w:before="0" w:after="0"/>
+      </w:pPr>
+    </w:p>
+    <w:p>
+      <w:pPr>
+        <w:spacing w:before="0" w:after="0"/>
+      </w:pPr>
     </w:p>
     <w:p>
       <w:pPr>
@@ -29434,6 +30494,31 @@
     </w:p>
     <w:p>
       <w:pPr>
+        <w:spacing w:before="0" w:after="0"/>
+      </w:pPr>
+    </w:p>
+    <w:p>
+      <w:pPr>
+        <w:spacing w:before="0" w:after="0"/>
+      </w:pPr>
+    </w:p>
+    <w:p>
+      <w:pPr>
+        <w:spacing w:before="0" w:after="0"/>
+      </w:pPr>
+    </w:p>
+    <w:p>
+      <w:pPr>
+        <w:spacing w:before="0" w:after="0"/>
+      </w:pPr>
+    </w:p>
+    <w:p>
+      <w:pPr>
+        <w:spacing w:before="0" w:after="0"/>
+      </w:pPr>
+    </w:p>
+    <w:p>
+      <w:pPr>
         <w:spacing w:before="160" w:after="80"/>
       </w:pPr>
       <w:r>
@@ -30621,6 +31706,46 @@
     </w:p>
     <w:p>
       <w:pPr>
+        <w:spacing w:before="0" w:after="0"/>
+      </w:pPr>
+    </w:p>
+    <w:p>
+      <w:pPr>
+        <w:spacing w:before="0" w:after="0"/>
+      </w:pPr>
+    </w:p>
+    <w:p>
+      <w:pPr>
+        <w:spacing w:before="0" w:after="0"/>
+      </w:pPr>
+    </w:p>
+    <w:p>
+      <w:pPr>
+        <w:spacing w:before="0" w:after="0"/>
+      </w:pPr>
+    </w:p>
+    <w:p>
+      <w:pPr>
+        <w:spacing w:before="0" w:after="0"/>
+      </w:pPr>
+    </w:p>
+    <w:p>
+      <w:pPr>
+        <w:spacing w:before="0" w:after="0"/>
+      </w:pPr>
+    </w:p>
+    <w:p>
+      <w:pPr>
+        <w:spacing w:before="0" w:after="0"/>
+      </w:pPr>
+    </w:p>
+    <w:p>
+      <w:pPr>
+        <w:spacing w:before="0" w:after="0"/>
+      </w:pPr>
+    </w:p>
+    <w:p>
+      <w:pPr>
         <w:spacing w:before="160" w:after="80"/>
       </w:pPr>
       <w:r>
@@ -31136,6 +32261,31 @@
     </w:p>
     <w:p>
       <w:pPr>
+        <w:spacing w:before="0" w:after="0"/>
+      </w:pPr>
+    </w:p>
+    <w:p>
+      <w:pPr>
+        <w:spacing w:before="0" w:after="0"/>
+      </w:pPr>
+    </w:p>
+    <w:p>
+      <w:pPr>
+        <w:spacing w:before="0" w:after="0"/>
+      </w:pPr>
+    </w:p>
+    <w:p>
+      <w:pPr>
+        <w:spacing w:before="0" w:after="0"/>
+      </w:pPr>
+    </w:p>
+    <w:p>
+      <w:pPr>
+        <w:spacing w:before="0" w:after="0"/>
+      </w:pPr>
+    </w:p>
+    <w:p>
+      <w:pPr>
         <w:spacing w:before="160" w:after="80"/>
       </w:pPr>
       <w:r>
@@ -32243,6 +33393,46 @@
         </w:rPr>
         <w:t>。</w:t>
       </w:r>
+    </w:p>
+    <w:p>
+      <w:pPr>
+        <w:spacing w:before="0" w:after="0"/>
+      </w:pPr>
+    </w:p>
+    <w:p>
+      <w:pPr>
+        <w:spacing w:before="0" w:after="0"/>
+      </w:pPr>
+    </w:p>
+    <w:p>
+      <w:pPr>
+        <w:spacing w:before="0" w:after="0"/>
+      </w:pPr>
+    </w:p>
+    <w:p>
+      <w:pPr>
+        <w:spacing w:before="0" w:after="0"/>
+      </w:pPr>
+    </w:p>
+    <w:p>
+      <w:pPr>
+        <w:spacing w:before="0" w:after="0"/>
+      </w:pPr>
+    </w:p>
+    <w:p>
+      <w:pPr>
+        <w:spacing w:before="0" w:after="0"/>
+      </w:pPr>
+    </w:p>
+    <w:p>
+      <w:pPr>
+        <w:spacing w:before="0" w:after="0"/>
+      </w:pPr>
+    </w:p>
+    <w:p>
+      <w:pPr>
+        <w:spacing w:before="0" w:after="0"/>
+      </w:pPr>
     </w:p>
     <w:p>
       <w:pPr>
@@ -33040,13 +34230,64 @@
     <w:p>
       <w:pPr>
         <w:pStyle w:val="BodyText"/>
-      </w:pPr>
-      <w:r>
-        <w:rPr>
-          <w:rFonts w:ascii="Times New Roman" w:hAnsi="Times New Roman" w:eastAsia="Times New Roman" w:cs="Times New Roman"/>
-        </w:rPr>
-        <w:t xml:space="preserve">A. 6.52　B. 7.26　C. 7.49　D. 7.66</w:t>
-      </w:r>
+        <w:ind w:left="480" w:hanging="480"/>
+        <w:spacing w:after="0"/>
+      </w:pPr>
+      <w:r>
+        <w:rPr>
+          <w:rFonts w:ascii="Times New Roman" w:hAnsi="Times New Roman" w:eastAsia="Times New Roman" w:cs="Times New Roman"/>
+        </w:rPr>
+        <w:t xml:space="preserve">A. 6.52　</w:t>
+      </w:r>
+    </w:p>
+    <w:p>
+      <w:pPr>
+        <w:pStyle w:val="BodyText"/>
+        <w:ind w:left="480" w:hanging="480"/>
+        <w:spacing w:before="0" w:after="0"/>
+      </w:pPr>
+      <w:r>
+        <w:rPr>
+          <w:rFonts w:ascii="Times New Roman" w:hAnsi="Times New Roman" w:eastAsia="Times New Roman" w:cs="Times New Roman"/>
+        </w:rPr>
+        <w:t xml:space="preserve">B. 7.26　</w:t>
+      </w:r>
+    </w:p>
+    <w:p>
+      <w:pPr>
+        <w:pStyle w:val="BodyText"/>
+        <w:ind w:left="480" w:hanging="480"/>
+        <w:spacing w:before="0" w:after="0"/>
+      </w:pPr>
+      <w:r>
+        <w:rPr>
+          <w:rFonts w:ascii="Times New Roman" w:hAnsi="Times New Roman" w:eastAsia="Times New Roman" w:cs="Times New Roman"/>
+        </w:rPr>
+        <w:t xml:space="preserve">C. 7.49　</w:t>
+      </w:r>
+    </w:p>
+    <w:p>
+      <w:pPr>
+        <w:pStyle w:val="BodyText"/>
+        <w:ind w:left="480" w:hanging="480"/>
+        <w:spacing w:before="0" w:after="180"/>
+      </w:pPr>
+      <w:r>
+        <w:rPr>
+          <w:rFonts w:ascii="Times New Roman" w:hAnsi="Times New Roman" w:eastAsia="Times New Roman" w:cs="Times New Roman"/>
+        </w:rPr>
+        <w:t xml:space="preserve">D. 7.66</w:t>
+      </w:r>
+    </w:p>
+    <w:p>
+      <w:pPr>
+        <w:spacing w:before="0" w:after="0"/>
+      </w:pPr>
+    </w:p>
+    <w:p>
+      <w:pPr>
+        <w:spacing w:before="0" w:after="0"/>
+      </w:pPr>
     </w:p>
     <w:p>
       <w:pPr>
@@ -33366,6 +34607,8 @@
     <w:p>
       <w:pPr>
         <w:pStyle w:val="BodyText"/>
+        <w:ind w:left="480" w:hanging="480"/>
+        <w:spacing w:after="0"/>
       </w:pPr>
       <w:r>
         <w:rPr>
@@ -33394,7 +34637,20 @@
         <w:rPr>
           <w:rFonts w:ascii="Times New Roman" w:hAnsi="Times New Roman" w:eastAsia="Times New Roman" w:cs="Times New Roman"/>
         </w:rPr>
-        <w:t xml:space="preserve">　B. pH </w:t>
+        <w:t xml:space="preserve">　</w:t>
+      </w:r>
+    </w:p>
+    <w:p>
+      <w:pPr>
+        <w:pStyle w:val="BodyText"/>
+        <w:ind w:left="480" w:hanging="480"/>
+        <w:spacing w:before="0" w:after="0"/>
+      </w:pPr>
+      <w:r>
+        <w:rPr>
+          <w:rFonts w:ascii="Times New Roman" w:hAnsi="Times New Roman" w:eastAsia="Times New Roman" w:cs="Times New Roman"/>
+        </w:rPr>
+        <w:t xml:space="preserve">B. pH </w:t>
       </w:r>
       <w:r>
         <w:rPr>
@@ -33406,7 +34662,20 @@
         <w:rPr>
           <w:rFonts w:ascii="Times New Roman" w:hAnsi="Times New Roman" w:eastAsia="Times New Roman" w:cs="Times New Roman"/>
         </w:rPr>
-        <w:t xml:space="preserve">　C. </w:t>
+        <w:t xml:space="preserve">　</w:t>
+      </w:r>
+    </w:p>
+    <w:p>
+      <w:pPr>
+        <w:pStyle w:val="BodyText"/>
+        <w:ind w:left="480" w:hanging="480"/>
+        <w:spacing w:before="0" w:after="0"/>
+      </w:pPr>
+      <w:r>
+        <w:rPr>
+          <w:rFonts w:ascii="Times New Roman" w:hAnsi="Times New Roman" w:eastAsia="Times New Roman" w:cs="Times New Roman"/>
+        </w:rPr>
+        <w:t xml:space="preserve">C. </w:t>
       </w:r>
       <w:r>
         <w:rPr>
@@ -33418,7 +34687,20 @@
         <w:rPr>
           <w:rFonts w:ascii="Times New Roman" w:hAnsi="Times New Roman" w:eastAsia="Times New Roman" w:cs="Times New Roman"/>
         </w:rPr>
-        <w:t xml:space="preserve">　D. </w:t>
+        <w:t xml:space="preserve">　</w:t>
+      </w:r>
+    </w:p>
+    <w:p>
+      <w:pPr>
+        <w:pStyle w:val="BodyText"/>
+        <w:ind w:left="480" w:hanging="480"/>
+        <w:spacing w:before="0" w:after="180"/>
+      </w:pPr>
+      <w:r>
+        <w:rPr>
+          <w:rFonts w:ascii="Times New Roman" w:hAnsi="Times New Roman" w:eastAsia="Times New Roman" w:cs="Times New Roman"/>
+        </w:rPr>
+        <w:t xml:space="preserve">D. </w:t>
       </w:r>
       <w:r>
         <w:rPr>
@@ -33457,6 +34739,16 @@
           </m:sup>
         </m:sSubSup>
       </m:oMath>
+    </w:p>
+    <w:p>
+      <w:pPr>
+        <w:spacing w:before="0" w:after="0"/>
+      </w:pPr>
+    </w:p>
+    <w:p>
+      <w:pPr>
+        <w:spacing w:before="0" w:after="0"/>
+      </w:pPr>
     </w:p>
     <w:p>
       <w:pPr>
@@ -34106,6 +35398,8 @@
     <w:p>
       <w:pPr>
         <w:pStyle w:val="BodyText"/>
+        <w:ind w:left="480" w:hanging="480"/>
+        <w:spacing w:after="0"/>
       </w:pPr>
       <w:r>
         <w:rPr>
@@ -34145,7 +35439,20 @@
         <w:rPr>
           <w:rFonts w:ascii="Times New Roman" w:hAnsi="Times New Roman" w:eastAsia="Times New Roman" w:cs="Times New Roman"/>
         </w:rPr>
-        <w:t xml:space="preserve">　B.</w:t>
+        <w:t xml:space="preserve">　</w:t>
+      </w:r>
+    </w:p>
+    <w:p>
+      <w:pPr>
+        <w:pStyle w:val="BodyText"/>
+        <w:ind w:left="480" w:hanging="480"/>
+        <w:spacing w:before="0" w:after="0"/>
+      </w:pPr>
+      <w:r>
+        <w:rPr>
+          <w:rFonts w:ascii="Times New Roman" w:hAnsi="Times New Roman" w:eastAsia="Times New Roman" w:cs="Times New Roman"/>
+        </w:rPr>
+        <w:t xml:space="preserve">B.</w:t>
       </w:r>
       <w:r>
         <w:rPr>
@@ -34179,7 +35486,20 @@
         <w:rPr>
           <w:rFonts w:ascii="Times New Roman" w:hAnsi="Times New Roman" w:eastAsia="Times New Roman" w:cs="Times New Roman"/>
         </w:rPr>
-        <w:t xml:space="preserve">　C.</w:t>
+        <w:t xml:space="preserve">　</w:t>
+      </w:r>
+    </w:p>
+    <w:p>
+      <w:pPr>
+        <w:pStyle w:val="BodyText"/>
+        <w:ind w:left="480" w:hanging="480"/>
+        <w:spacing w:before="0" w:after="0"/>
+      </w:pPr>
+      <w:r>
+        <w:rPr>
+          <w:rFonts w:ascii="Times New Roman" w:hAnsi="Times New Roman" w:eastAsia="Times New Roman" w:cs="Times New Roman"/>
+        </w:rPr>
+        <w:t xml:space="preserve">C.</w:t>
       </w:r>
       <w:r>
         <w:rPr>
@@ -34213,7 +35533,20 @@
         <w:rPr>
           <w:rFonts w:ascii="Times New Roman" w:hAnsi="Times New Roman" w:eastAsia="Times New Roman" w:cs="Times New Roman"/>
         </w:rPr>
-        <w:t xml:space="preserve">　D.</w:t>
+        <w:t xml:space="preserve">　</w:t>
+      </w:r>
+    </w:p>
+    <w:p>
+      <w:pPr>
+        <w:pStyle w:val="BodyText"/>
+        <w:ind w:left="480" w:hanging="480"/>
+        <w:spacing w:before="0" w:after="180"/>
+      </w:pPr>
+      <w:r>
+        <w:rPr>
+          <w:rFonts w:ascii="Times New Roman" w:hAnsi="Times New Roman" w:eastAsia="Times New Roman" w:cs="Times New Roman"/>
+        </w:rPr>
+        <w:t xml:space="preserve">D.</w:t>
       </w:r>
       <w:r>
         <w:rPr>
@@ -34246,6 +35579,16 @@
     </w:p>
     <w:p>
       <w:pPr>
+        <w:spacing w:before="0" w:after="0"/>
+      </w:pPr>
+    </w:p>
+    <w:p>
+      <w:pPr>
+        <w:spacing w:before="0" w:after="0"/>
+      </w:pPr>
+    </w:p>
+    <w:p>
+      <w:pPr>
         <w:spacing w:before="160" w:after="80"/>
       </w:pPr>
       <w:r>
@@ -34480,6 +35823,8 @@
     <w:p>
       <w:pPr>
         <w:pStyle w:val="BodyText"/>
+        <w:ind w:left="480" w:hanging="480"/>
+        <w:spacing w:after="0"/>
       </w:pPr>
       <w:r>
         <w:rPr>
@@ -34523,7 +35868,20 @@
         <w:rPr>
           <w:rFonts w:ascii="Times New Roman" w:hAnsi="Times New Roman" w:eastAsia="Times New Roman" w:cs="Times New Roman"/>
         </w:rPr>
-        <w:t xml:space="preserve">　B.</w:t>
+        <w:t xml:space="preserve">　</w:t>
+      </w:r>
+    </w:p>
+    <w:p>
+      <w:pPr>
+        <w:pStyle w:val="BodyText"/>
+        <w:ind w:left="480" w:hanging="480"/>
+        <w:spacing w:before="0" w:after="0"/>
+      </w:pPr>
+      <w:r>
+        <w:rPr>
+          <w:rFonts w:ascii="Times New Roman" w:hAnsi="Times New Roman" w:eastAsia="Times New Roman" w:cs="Times New Roman"/>
+        </w:rPr>
+        <w:t xml:space="preserve">B.</w:t>
       </w:r>
       <w:r>
         <w:rPr>
@@ -34572,7 +35930,20 @@
         <w:rPr>
           <w:rFonts w:ascii="Times New Roman" w:hAnsi="Times New Roman" w:eastAsia="Times New Roman" w:cs="Times New Roman"/>
         </w:rPr>
-        <w:t xml:space="preserve">　C.</w:t>
+        <w:t xml:space="preserve">　</w:t>
+      </w:r>
+    </w:p>
+    <w:p>
+      <w:pPr>
+        <w:pStyle w:val="BodyText"/>
+        <w:ind w:left="480" w:hanging="480"/>
+        <w:spacing w:before="0" w:after="0"/>
+      </w:pPr>
+      <w:r>
+        <w:rPr>
+          <w:rFonts w:ascii="Times New Roman" w:hAnsi="Times New Roman" w:eastAsia="Times New Roman" w:cs="Times New Roman"/>
+        </w:rPr>
+        <w:t xml:space="preserve">C.</w:t>
       </w:r>
       <w:r>
         <w:rPr>
@@ -34635,7 +36006,20 @@
         <w:rPr>
           <w:rFonts w:ascii="Times New Roman" w:hAnsi="Times New Roman" w:eastAsia="Times New Roman" w:cs="Times New Roman"/>
         </w:rPr>
-        <w:t xml:space="preserve">　D.</w:t>
+        <w:t xml:space="preserve">　</w:t>
+      </w:r>
+    </w:p>
+    <w:p>
+      <w:pPr>
+        <w:pStyle w:val="BodyText"/>
+        <w:ind w:left="480" w:hanging="480"/>
+        <w:spacing w:before="0" w:after="180"/>
+      </w:pPr>
+      <w:r>
+        <w:rPr>
+          <w:rFonts w:ascii="Times New Roman" w:hAnsi="Times New Roman" w:eastAsia="Times New Roman" w:cs="Times New Roman"/>
+        </w:rPr>
+        <w:t xml:space="preserve">D.</w:t>
       </w:r>
       <w:r>
         <w:rPr>
@@ -34672,6 +36056,16 @@
           <m:t>α</m:t>
         </m:r>
       </m:oMath>
+    </w:p>
+    <w:p>
+      <w:pPr>
+        <w:spacing w:before="0" w:after="0"/>
+      </w:pPr>
+    </w:p>
+    <w:p>
+      <w:pPr>
+        <w:spacing w:before="0" w:after="0"/>
+      </w:pPr>
     </w:p>
     <w:p>
       <w:pPr>
@@ -35350,6 +36744,31 @@
     </w:p>
     <w:p>
       <w:pPr>
+        <w:spacing w:before="0" w:after="0"/>
+      </w:pPr>
+    </w:p>
+    <w:p>
+      <w:pPr>
+        <w:spacing w:before="0" w:after="0"/>
+      </w:pPr>
+    </w:p>
+    <w:p>
+      <w:pPr>
+        <w:spacing w:before="0" w:after="0"/>
+      </w:pPr>
+    </w:p>
+    <w:p>
+      <w:pPr>
+        <w:spacing w:before="0" w:after="0"/>
+      </w:pPr>
+    </w:p>
+    <w:p>
+      <w:pPr>
+        <w:spacing w:before="0" w:after="0"/>
+      </w:pPr>
+    </w:p>
+    <w:p>
+      <w:pPr>
         <w:spacing w:before="160" w:after="80"/>
       </w:pPr>
       <w:r>
@@ -35729,6 +37148,21 @@
         </w:rPr>
         <w:t>。</w:t>
       </w:r>
+    </w:p>
+    <w:p>
+      <w:pPr>
+        <w:spacing w:before="0" w:after="0"/>
+      </w:pPr>
+    </w:p>
+    <w:p>
+      <w:pPr>
+        <w:spacing w:before="0" w:after="0"/>
+      </w:pPr>
+    </w:p>
+    <w:p>
+      <w:pPr>
+        <w:spacing w:before="0" w:after="0"/>
+      </w:pPr>
     </w:p>
     <w:p>
       <w:pPr>
@@ -36427,6 +37861,21 @@
     </w:p>
     <w:p>
       <w:pPr>
+        <w:spacing w:before="0" w:after="0"/>
+      </w:pPr>
+    </w:p>
+    <w:p>
+      <w:pPr>
+        <w:spacing w:before="0" w:after="0"/>
+      </w:pPr>
+    </w:p>
+    <w:p>
+      <w:pPr>
+        <w:spacing w:before="0" w:after="0"/>
+      </w:pPr>
+    </w:p>
+    <w:p>
+      <w:pPr>
         <w:spacing w:before="160" w:after="80"/>
       </w:pPr>
       <w:r>
@@ -37148,6 +38597,31 @@
         </w:rPr>
         <w:t>。</w:t>
       </w:r>
+    </w:p>
+    <w:p>
+      <w:pPr>
+        <w:spacing w:before="0" w:after="0"/>
+      </w:pPr>
+    </w:p>
+    <w:p>
+      <w:pPr>
+        <w:spacing w:before="0" w:after="0"/>
+      </w:pPr>
+    </w:p>
+    <w:p>
+      <w:pPr>
+        <w:spacing w:before="0" w:after="0"/>
+      </w:pPr>
+    </w:p>
+    <w:p>
+      <w:pPr>
+        <w:spacing w:before="0" w:after="0"/>
+      </w:pPr>
+    </w:p>
+    <w:p>
+      <w:pPr>
+        <w:spacing w:before="0" w:after="0"/>
+      </w:pPr>
     </w:p>
     <w:p>
       <w:pPr>

--- a/00-首页/题组Word/第一轮习题集/化学原理/酸碱理论习题集-学生版.docx
+++ b/00-首页/题组Word/第一轮习题集/化学原理/酸碱理论习题集-学生版.docx
@@ -2406,7 +2406,7 @@
           </m:e>
           <m:sup>
             <m:r>
-              <m:t>​</m:t>
+              <m:t xml:space="preserve"> </m:t>
             </m:r>
           </m:sup>
         </m:sSup>
@@ -13016,7 +13016,7 @@
         <m:sSub>
           <m:e>
             <m:r>
-              <m:t>​</m:t>
+              <m:t xml:space="preserve"> </m:t>
             </m:r>
           </m:e>
           <m:sub>
@@ -19851,7 +19851,7 @@
         <m:sSub>
           <m:e>
             <m:r>
-              <m:t>​</m:t>
+              <m:t xml:space="preserve"> </m:t>
             </m:r>
           </m:e>
           <m:sub>
@@ -33863,7 +33863,7 @@
           </m:e>
           <m:sup>
             <m:r>
-              <m:t>​</m:t>
+              <m:t xml:space="preserve"> </m:t>
             </m:r>
           </m:sup>
         </m:sSup>
@@ -34115,7 +34115,7 @@
           </m:e>
           <m:sup>
             <m:r>
-              <m:t>​</m:t>
+              <m:t xml:space="preserve"> </m:t>
             </m:r>
           </m:sup>
         </m:sSup>
@@ -34153,7 +34153,7 @@
           </m:e>
           <m:sup>
             <m:r>
-              <m:t>​</m:t>
+              <m:t xml:space="preserve"> </m:t>
             </m:r>
           </m:sup>
         </m:sSup>

--- a/00-首页/题组Word/第一轮习题集/化学原理/酸碱理论习题集-学生版.docx
+++ b/00-首页/题组Word/第一轮习题集/化学原理/酸碱理论习题集-学生版.docx
@@ -68,6 +68,14 @@
         <w:tblStyle w:val="Table"/>
         <w:tblW w:type="pct" w:w="5000"/>
         <w:tblLayout w:type="fixed"/>
+        <w:tblBorders>
+          <w:top w:val="single" w:sz="12" w:space="0" w:color="000000"/>
+          <w:left w:val="none" w:sz="0" w:space="0" w:color="auto"/>
+          <w:bottom w:val="single" w:sz="12" w:space="0" w:color="000000"/>
+          <w:right w:val="none" w:sz="0" w:space="0" w:color="auto"/>
+          <w:insideH w:val="none" w:sz="0" w:space="0" w:color="auto"/>
+          <w:insideV w:val="none" w:sz="0" w:space="0" w:color="auto"/>
+        </w:tblBorders>
         <w:tblLook w:firstRow="1" w:lastRow="0" w:firstColumn="0" w:lastColumn="0" w:noHBand="0" w:noVBand="0" w:val="0020"/>
       </w:tblPr>
       <w:tblGrid>
@@ -81,7 +89,11 @@
           <w:tblHeader w:val="on"/>
         </w:trPr>
         <w:tc>
-          <w:tcPr/>
+          <w:tcPr>
+            <w:tcBorders>
+              <w:bottom w:val="single" w:sz="8" w:space="0" w:color="000000"/>
+            </w:tcBorders>
+          </w:tcPr>
           <w:p>
             <w:pPr>
               <w:pStyle w:val="Compact"/>
@@ -97,7 +109,11 @@
           </w:p>
         </w:tc>
         <w:tc>
-          <w:tcPr/>
+          <w:tcPr>
+            <w:tcBorders>
+              <w:bottom w:val="single" w:sz="8" w:space="0" w:color="000000"/>
+            </w:tcBorders>
+          </w:tcPr>
           <w:p>
             <w:pPr>
               <w:pStyle w:val="Compact"/>
@@ -113,7 +129,11 @@
           </w:p>
         </w:tc>
         <w:tc>
-          <w:tcPr/>
+          <w:tcPr>
+            <w:tcBorders>
+              <w:bottom w:val="single" w:sz="8" w:space="0" w:color="000000"/>
+            </w:tcBorders>
+          </w:tcPr>
           <w:p>
             <w:pPr>
               <w:pStyle w:val="Compact"/>
@@ -129,7 +149,11 @@
           </w:p>
         </w:tc>
         <w:tc>
-          <w:tcPr/>
+          <w:tcPr>
+            <w:tcBorders>
+              <w:bottom w:val="single" w:sz="8" w:space="0" w:color="000000"/>
+            </w:tcBorders>
+          </w:tcPr>
           <w:p>
             <w:pPr>
               <w:pStyle w:val="Compact"/>
@@ -25984,6 +26008,14 @@
         <w:tblStyle w:val="Table"/>
         <w:tblW w:type="pct" w:w="5000"/>
         <w:tblLayout w:type="fixed"/>
+        <w:tblBorders>
+          <w:top w:val="single" w:sz="12" w:space="0" w:color="000000"/>
+          <w:left w:val="none" w:sz="0" w:space="0" w:color="auto"/>
+          <w:bottom w:val="single" w:sz="12" w:space="0" w:color="000000"/>
+          <w:right w:val="none" w:sz="0" w:space="0" w:color="auto"/>
+          <w:insideH w:val="none" w:sz="0" w:space="0" w:color="auto"/>
+          <w:insideV w:val="none" w:sz="0" w:space="0" w:color="auto"/>
+        </w:tblBorders>
         <w:tblLook w:firstRow="1" w:lastRow="0" w:firstColumn="0" w:lastColumn="0" w:noHBand="0" w:noVBand="0" w:val="0020"/>
       </w:tblPr>
       <w:tblGrid>
@@ -26003,7 +26035,11 @@
           <w:tblHeader w:val="on"/>
         </w:trPr>
         <w:tc>
-          <w:tcPr/>
+          <w:tcPr>
+            <w:tcBorders>
+              <w:bottom w:val="single" w:sz="8" w:space="0" w:color="000000"/>
+            </w:tcBorders>
+          </w:tcPr>
           <w:p>
             <w:pPr>
               <w:pStyle w:val="Compact"/>
@@ -26019,7 +26055,11 @@
           </w:p>
         </w:tc>
         <w:tc>
-          <w:tcPr/>
+          <w:tcPr>
+            <w:tcBorders>
+              <w:bottom w:val="single" w:sz="8" w:space="0" w:color="000000"/>
+            </w:tcBorders>
+          </w:tcPr>
           <w:p>
             <w:pPr>
               <w:pStyle w:val="Compact"/>
@@ -26035,7 +26075,11 @@
           </w:p>
         </w:tc>
         <w:tc>
-          <w:tcPr/>
+          <w:tcPr>
+            <w:tcBorders>
+              <w:bottom w:val="single" w:sz="8" w:space="0" w:color="000000"/>
+            </w:tcBorders>
+          </w:tcPr>
           <w:p>
             <w:pPr>
               <w:pStyle w:val="Compact"/>
@@ -26051,7 +26095,11 @@
           </w:p>
         </w:tc>
         <w:tc>
-          <w:tcPr/>
+          <w:tcPr>
+            <w:tcBorders>
+              <w:bottom w:val="single" w:sz="8" w:space="0" w:color="000000"/>
+            </w:tcBorders>
+          </w:tcPr>
           <w:p>
             <w:pPr>
               <w:pStyle w:val="Compact"/>
@@ -26067,7 +26115,11 @@
           </w:p>
         </w:tc>
         <w:tc>
-          <w:tcPr/>
+          <w:tcPr>
+            <w:tcBorders>
+              <w:bottom w:val="single" w:sz="8" w:space="0" w:color="000000"/>
+            </w:tcBorders>
+          </w:tcPr>
           <w:p>
             <w:pPr>
               <w:pStyle w:val="Compact"/>
@@ -26083,7 +26135,11 @@
           </w:p>
         </w:tc>
         <w:tc>
-          <w:tcPr/>
+          <w:tcPr>
+            <w:tcBorders>
+              <w:bottom w:val="single" w:sz="8" w:space="0" w:color="000000"/>
+            </w:tcBorders>
+          </w:tcPr>
           <w:p>
             <w:pPr>
               <w:pStyle w:val="Compact"/>
@@ -26099,7 +26155,11 @@
           </w:p>
         </w:tc>
         <w:tc>
-          <w:tcPr/>
+          <w:tcPr>
+            <w:tcBorders>
+              <w:bottom w:val="single" w:sz="8" w:space="0" w:color="000000"/>
+            </w:tcBorders>
+          </w:tcPr>
           <w:p>
             <w:pPr>
               <w:pStyle w:val="Compact"/>
@@ -26115,7 +26175,11 @@
           </w:p>
         </w:tc>
         <w:tc>
-          <w:tcPr/>
+          <w:tcPr>
+            <w:tcBorders>
+              <w:bottom w:val="single" w:sz="8" w:space="0" w:color="000000"/>
+            </w:tcBorders>
+          </w:tcPr>
           <w:p>
             <w:pPr>
               <w:pStyle w:val="Compact"/>
@@ -26131,7 +26195,11 @@
           </w:p>
         </w:tc>
         <w:tc>
-          <w:tcPr/>
+          <w:tcPr>
+            <w:tcBorders>
+              <w:bottom w:val="single" w:sz="8" w:space="0" w:color="000000"/>
+            </w:tcBorders>
+          </w:tcPr>
           <w:p>
             <w:pPr>
               <w:pStyle w:val="Compact"/>
@@ -26147,7 +26215,11 @@
           </w:p>
         </w:tc>
         <w:tc>
-          <w:tcPr/>
+          <w:tcPr>
+            <w:tcBorders>
+              <w:bottom w:val="single" w:sz="8" w:space="0" w:color="000000"/>
+            </w:tcBorders>
+          </w:tcPr>
           <w:p>
             <w:pPr>
               <w:pStyle w:val="Compact"/>
@@ -26606,6 +26678,14 @@
         <w:tblStyle w:val="Table"/>
         <w:tblW w:type="pct" w:w="5000"/>
         <w:tblLayout w:type="fixed"/>
+        <w:tblBorders>
+          <w:top w:val="single" w:sz="12" w:space="0" w:color="000000"/>
+          <w:left w:val="none" w:sz="0" w:space="0" w:color="auto"/>
+          <w:bottom w:val="single" w:sz="12" w:space="0" w:color="000000"/>
+          <w:right w:val="none" w:sz="0" w:space="0" w:color="auto"/>
+          <w:insideH w:val="none" w:sz="0" w:space="0" w:color="auto"/>
+          <w:insideV w:val="none" w:sz="0" w:space="0" w:color="auto"/>
+        </w:tblBorders>
         <w:tblLook w:firstRow="1" w:lastRow="0" w:firstColumn="0" w:lastColumn="0" w:noHBand="0" w:noVBand="0" w:val="0020"/>
       </w:tblPr>
       <w:tblGrid>
@@ -26619,7 +26699,11 @@
           <w:tblHeader w:val="on"/>
         </w:trPr>
         <w:tc>
-          <w:tcPr/>
+          <w:tcPr>
+            <w:tcBorders>
+              <w:bottom w:val="single" w:sz="8" w:space="0" w:color="000000"/>
+            </w:tcBorders>
+          </w:tcPr>
           <w:p>
             <w:pPr>
               <w:pStyle w:val="Compact"/>
@@ -26635,7 +26719,11 @@
           </w:p>
         </w:tc>
         <w:tc>
-          <w:tcPr/>
+          <w:tcPr>
+            <w:tcBorders>
+              <w:bottom w:val="single" w:sz="8" w:space="0" w:color="000000"/>
+            </w:tcBorders>
+          </w:tcPr>
           <w:p>
             <w:pPr>
               <w:pStyle w:val="Compact"/>
@@ -26651,7 +26739,11 @@
           </w:p>
         </w:tc>
         <w:tc>
-          <w:tcPr/>
+          <w:tcPr>
+            <w:tcBorders>
+              <w:bottom w:val="single" w:sz="8" w:space="0" w:color="000000"/>
+            </w:tcBorders>
+          </w:tcPr>
           <w:p>
             <w:pPr>
               <w:pStyle w:val="Compact"/>
@@ -26667,7 +26759,11 @@
           </w:p>
         </w:tc>
         <w:tc>
-          <w:tcPr/>
+          <w:tcPr>
+            <w:tcBorders>
+              <w:bottom w:val="single" w:sz="8" w:space="0" w:color="000000"/>
+            </w:tcBorders>
+          </w:tcPr>
           <w:p>
             <w:pPr>
               <w:pStyle w:val="Compact"/>
@@ -34230,8 +34326,8 @@
     <w:p>
       <w:pPr>
         <w:pStyle w:val="BodyText"/>
+        <w:spacing w:before="0" w:after="0"/>
         <w:ind w:left="480" w:hanging="480"/>
-        <w:spacing w:after="0"/>
       </w:pPr>
       <w:r>
         <w:rPr>
@@ -34243,34 +34339,34 @@
     <w:p>
       <w:pPr>
         <w:pStyle w:val="BodyText"/>
+        <w:spacing w:before="0" w:after="0"/>
         <w:ind w:left="480" w:hanging="480"/>
+      </w:pPr>
+      <w:r>
+        <w:rPr>
+          <w:rFonts w:ascii="Times New Roman" w:hAnsi="Times New Roman" w:eastAsia="Times New Roman" w:cs="Times New Roman"/>
+        </w:rPr>
+        <w:t xml:space="preserve">B. 7.26　</w:t>
+      </w:r>
+    </w:p>
+    <w:p>
+      <w:pPr>
+        <w:pStyle w:val="BodyText"/>
         <w:spacing w:before="0" w:after="0"/>
-      </w:pPr>
-      <w:r>
-        <w:rPr>
-          <w:rFonts w:ascii="Times New Roman" w:hAnsi="Times New Roman" w:eastAsia="Times New Roman" w:cs="Times New Roman"/>
-        </w:rPr>
-        <w:t xml:space="preserve">B. 7.26　</w:t>
+        <w:ind w:left="480" w:hanging="480"/>
+      </w:pPr>
+      <w:r>
+        <w:rPr>
+          <w:rFonts w:ascii="Times New Roman" w:hAnsi="Times New Roman" w:eastAsia="Times New Roman" w:cs="Times New Roman"/>
+        </w:rPr>
+        <w:t xml:space="preserve">C. 7.49　</w:t>
       </w:r>
     </w:p>
     <w:p>
       <w:pPr>
         <w:pStyle w:val="BodyText"/>
+        <w:spacing w:before="0" w:after="0"/>
         <w:ind w:left="480" w:hanging="480"/>
-        <w:spacing w:before="0" w:after="0"/>
-      </w:pPr>
-      <w:r>
-        <w:rPr>
-          <w:rFonts w:ascii="Times New Roman" w:hAnsi="Times New Roman" w:eastAsia="Times New Roman" w:cs="Times New Roman"/>
-        </w:rPr>
-        <w:t xml:space="preserve">C. 7.49　</w:t>
-      </w:r>
-    </w:p>
-    <w:p>
-      <w:pPr>
-        <w:pStyle w:val="BodyText"/>
-        <w:ind w:left="480" w:hanging="480"/>
-        <w:spacing w:before="0" w:after="180"/>
       </w:pPr>
       <w:r>
         <w:rPr>
@@ -34607,8 +34703,8 @@
     <w:p>
       <w:pPr>
         <w:pStyle w:val="BodyText"/>
+        <w:spacing w:before="0" w:after="0"/>
         <w:ind w:left="480" w:hanging="480"/>
-        <w:spacing w:after="0"/>
       </w:pPr>
       <w:r>
         <w:rPr>
@@ -34643,20 +34739,45 @@
     <w:p>
       <w:pPr>
         <w:pStyle w:val="BodyText"/>
+        <w:spacing w:before="0" w:after="0"/>
         <w:ind w:left="480" w:hanging="480"/>
+      </w:pPr>
+      <w:r>
+        <w:rPr>
+          <w:rFonts w:ascii="Times New Roman" w:hAnsi="Times New Roman" w:eastAsia="Times New Roman" w:cs="Times New Roman"/>
+        </w:rPr>
+        <w:t xml:space="preserve">B. pH </w:t>
+      </w:r>
+      <w:r>
+        <w:rPr>
+          <w:rFonts w:hint="eastAsia" w:ascii="Times New Roman" w:hAnsi="Times New Roman" w:eastAsia="FangSong" w:cs="Times New Roman"/>
+        </w:rPr>
+        <w:t xml:space="preserve">值</w:t>
+      </w:r>
+      <w:r>
+        <w:rPr>
+          <w:rFonts w:ascii="Times New Roman" w:hAnsi="Times New Roman" w:eastAsia="Times New Roman" w:cs="Times New Roman"/>
+        </w:rPr>
+        <w:t xml:space="preserve">　</w:t>
+      </w:r>
+    </w:p>
+    <w:p>
+      <w:pPr>
+        <w:pStyle w:val="BodyText"/>
         <w:spacing w:before="0" w:after="0"/>
-      </w:pPr>
-      <w:r>
-        <w:rPr>
-          <w:rFonts w:ascii="Times New Roman" w:hAnsi="Times New Roman" w:eastAsia="Times New Roman" w:cs="Times New Roman"/>
-        </w:rPr>
-        <w:t xml:space="preserve">B. pH </w:t>
-      </w:r>
-      <w:r>
-        <w:rPr>
-          <w:rFonts w:hint="eastAsia" w:ascii="Times New Roman" w:hAnsi="Times New Roman" w:eastAsia="FangSong" w:cs="Times New Roman"/>
-        </w:rPr>
-        <w:t xml:space="preserve">值</w:t>
+        <w:ind w:left="480" w:hanging="480"/>
+      </w:pPr>
+      <w:r>
+        <w:rPr>
+          <w:rFonts w:ascii="Times New Roman" w:hAnsi="Times New Roman" w:eastAsia="Times New Roman" w:cs="Times New Roman"/>
+        </w:rPr>
+        <w:t xml:space="preserve">C. </w:t>
+      </w:r>
+      <w:r>
+        <w:rPr>
+          <w:rFonts w:hint="eastAsia" w:ascii="Times New Roman" w:hAnsi="Times New Roman" w:eastAsia="FangSong" w:cs="Times New Roman"/>
+        </w:rPr>
+        <w:t xml:space="preserve">苯甲酸的浓度</w:t>
       </w:r>
       <w:r>
         <w:rPr>
@@ -34668,33 +34789,8 @@
     <w:p>
       <w:pPr>
         <w:pStyle w:val="BodyText"/>
+        <w:spacing w:before="0" w:after="0"/>
         <w:ind w:left="480" w:hanging="480"/>
-        <w:spacing w:before="0" w:after="0"/>
-      </w:pPr>
-      <w:r>
-        <w:rPr>
-          <w:rFonts w:ascii="Times New Roman" w:hAnsi="Times New Roman" w:eastAsia="Times New Roman" w:cs="Times New Roman"/>
-        </w:rPr>
-        <w:t xml:space="preserve">C. </w:t>
-      </w:r>
-      <w:r>
-        <w:rPr>
-          <w:rFonts w:hint="eastAsia" w:ascii="Times New Roman" w:hAnsi="Times New Roman" w:eastAsia="FangSong" w:cs="Times New Roman"/>
-        </w:rPr>
-        <w:t xml:space="preserve">苯甲酸的浓度</w:t>
-      </w:r>
-      <w:r>
-        <w:rPr>
-          <w:rFonts w:ascii="Times New Roman" w:hAnsi="Times New Roman" w:eastAsia="Times New Roman" w:cs="Times New Roman"/>
-        </w:rPr>
-        <w:t xml:space="preserve">　</w:t>
-      </w:r>
-    </w:p>
-    <w:p>
-      <w:pPr>
-        <w:pStyle w:val="BodyText"/>
-        <w:ind w:left="480" w:hanging="480"/>
-        <w:spacing w:before="0" w:after="180"/>
       </w:pPr>
       <w:r>
         <w:rPr>
@@ -35398,8 +35494,8 @@
     <w:p>
       <w:pPr>
         <w:pStyle w:val="BodyText"/>
+        <w:spacing w:before="0" w:after="0"/>
         <w:ind w:left="480" w:hanging="480"/>
-        <w:spacing w:after="0"/>
       </w:pPr>
       <w:r>
         <w:rPr>
@@ -35445,8 +35541,8 @@
     <w:p>
       <w:pPr>
         <w:pStyle w:val="BodyText"/>
+        <w:spacing w:before="0" w:after="0"/>
         <w:ind w:left="480" w:hanging="480"/>
-        <w:spacing w:before="0" w:after="0"/>
       </w:pPr>
       <w:r>
         <w:rPr>
@@ -35492,8 +35588,8 @@
     <w:p>
       <w:pPr>
         <w:pStyle w:val="BodyText"/>
+        <w:spacing w:before="0" w:after="0"/>
         <w:ind w:left="480" w:hanging="480"/>
-        <w:spacing w:before="0" w:after="0"/>
       </w:pPr>
       <w:r>
         <w:rPr>
@@ -35539,8 +35635,8 @@
     <w:p>
       <w:pPr>
         <w:pStyle w:val="BodyText"/>
+        <w:spacing w:before="0" w:after="0"/>
         <w:ind w:left="480" w:hanging="480"/>
-        <w:spacing w:before="0" w:after="180"/>
       </w:pPr>
       <w:r>
         <w:rPr>
@@ -35823,8 +35919,8 @@
     <w:p>
       <w:pPr>
         <w:pStyle w:val="BodyText"/>
+        <w:spacing w:before="0" w:after="0"/>
         <w:ind w:left="480" w:hanging="480"/>
-        <w:spacing w:after="0"/>
       </w:pPr>
       <w:r>
         <w:rPr>
@@ -35874,8 +35970,8 @@
     <w:p>
       <w:pPr>
         <w:pStyle w:val="BodyText"/>
+        <w:spacing w:before="0" w:after="0"/>
         <w:ind w:left="480" w:hanging="480"/>
-        <w:spacing w:before="0" w:after="0"/>
       </w:pPr>
       <w:r>
         <w:rPr>
@@ -35936,8 +36032,8 @@
     <w:p>
       <w:pPr>
         <w:pStyle w:val="BodyText"/>
+        <w:spacing w:before="0" w:after="0"/>
         <w:ind w:left="480" w:hanging="480"/>
-        <w:spacing w:before="0" w:after="0"/>
       </w:pPr>
       <w:r>
         <w:rPr>
@@ -36012,8 +36108,8 @@
     <w:p>
       <w:pPr>
         <w:pStyle w:val="BodyText"/>
+        <w:spacing w:before="0" w:after="0"/>
         <w:ind w:left="480" w:hanging="480"/>
-        <w:spacing w:before="0" w:after="180"/>
       </w:pPr>
       <w:r>
         <w:rPr>
@@ -39580,7 +39676,7 @@
     <ns0:rPr>
       <ns0:rFonts ns0:ascii="Times New Roman" ns0:cs="Times New Roman" ns0:eastAsia="SimHei" ns0:hAnsi="Times New Roman"/>
       <ns0:b/>
-      <ns0:color ns0:val="17324D"/>
+      <ns0:color ns0:val="000000"/>
       <ns0:sz ns0:val="44"/>
       <ns0:szCs ns0:val="56"/>
     </ns0:rPr>
@@ -39722,7 +39818,7 @@
     <ns0:rPr>
       <ns0:rFonts ns0:ascii="Times New Roman" ns0:cs="Times New Roman" ns0:eastAsia="SimHei" ns0:hAnsi="Times New Roman"/>
       <ns0:b/>
-      <ns0:color ns0:val="17324D"/>
+      <ns0:color ns0:val="000000"/>
       <ns0:sz ns0:val="32"/>
       <ns0:szCs ns0:val="40"/>
     </ns0:rPr>
@@ -39746,7 +39842,7 @@
     <ns0:rPr>
       <ns0:rFonts ns0:ascii="Times New Roman" ns0:cs="Times New Roman" ns0:eastAsia="SimHei" ns0:hAnsi="Times New Roman"/>
       <ns0:b/>
-      <ns0:color ns0:val="17324D"/>
+      <ns0:color ns0:val="000000"/>
       <ns0:sz ns0:val="28"/>
       <ns0:szCs ns0:val="32"/>
     </ns0:rPr>
@@ -39770,7 +39866,7 @@
     <ns0:rPr>
       <ns0:rFonts ns0:ascii="Times New Roman" ns0:cs="Times New Roman" ns0:eastAsia="SimHei" ns0:hAnsi="Times New Roman"/>
       <ns0:b/>
-      <ns0:color ns0:val="17324D"/>
+      <ns0:color ns0:val="000000"/>
       <ns0:sz ns0:val="25"/>
       <ns0:szCs ns0:val="28"/>
     </ns0:rPr>
